--- a/discharged_secrets_ijcip/output/Reporting_Guideline_PRISMA-ScR.docx
+++ b/discharged_secrets_ijcip/output/Reporting_Guideline_PRISMA-ScR.docx
@@ -16,7 +16,7 @@
     </w:p>
     <w:p>
       <w:r>
-        <w:t>The scoping-review component (WP1) follows the PRISMA-ScR checklist [Tricco et al., 2018]. The field audit (WP2) and disclosure audit (WP3) are cross-sectional observational studies of public artefacts and are reported with explicit denominators, confidence intervals, and open code. The table below maps each PRISMA-ScR item to its location.</w:t>
+        <w:t>The scoping-review component (WP1) follows the PRISMA-ScR checklist (Tricco et al. 2018). The field audit (WP2) and disclosure audit (WP3) are cross-sectional observational studies of public artefacts and are reported with explicit denominators, confidence intervals, and open code. The table below maps each PRISMA-ScR item to its location.</w:t>
       </w:r>
     </w:p>
     <w:p>
@@ -478,7 +478,7 @@
                 <w:rFonts w:ascii="Arial" w:hAnsi="Arial"/>
                 <w:sz w:val="16"/>
               </w:rPr>
-              <w:t>Data and code availability</w:t>
+              <w:t>Data availability statement</w:t>
             </w:r>
           </w:p>
         </w:tc>

--- a/discharged_secrets_ijcip/output/Reporting_Guideline_PRISMA-ScR.docx
+++ b/discharged_secrets_ijcip/output/Reporting_Guideline_PRISMA-ScR.docx
@@ -16,7 +16,7 @@
     </w:p>
     <w:p>
       <w:r>
-        <w:t>The scoping-review component (WP1) follows the PRISMA-ScR checklist (Tricco et al. 2018). The field audit (WP2) and disclosure audit (WP3) are cross-sectional observational studies of public artefacts and are reported with explicit denominators, confidence intervals, and open code. The table below maps each PRISMA-ScR item to its location.</w:t>
+        <w:t>The scoping-review component (WP1) follows the PRISMA-ScR checklist (Tricco et al., 2018). The field audit (WP2) and disclosure audit (WP3) are cross-sectional observational studies of public artefacts and are reported with explicit denominators, confidence intervals, and open code. The table below maps each PRISMA-ScR item to its location.</w:t>
       </w:r>
     </w:p>
     <w:p>
@@ -232,7 +232,7 @@
                 <w:rFonts w:ascii="Arial" w:hAnsi="Arial"/>
                 <w:sz w:val="16"/>
               </w:rPr>
-              <w:t>Structured summary</w:t>
+              <w:t>Summary</w:t>
             </w:r>
           </w:p>
         </w:tc>
